--- a/aura-documents/output/word/06-hr-templates/03-offer-letter-template.docx
+++ b/aura-documents/output/word/06-hr-templates/03-offer-letter-template.docx
@@ -30,7 +30,7 @@
           <w:color w:val="7A6753"/>
           <w:sz w:val="16"/>
         </w:rPr>
-        <w:t xml:space="preserve">Document No. AUR-HR-03 · Version 0.1 (Draft) · Owner: General Manager · Effective: </w:t>
+        <w:t xml:space="preserve">Document No. AUR-HR-03 · Version 0.2 (Draft) · Owner: General Manager · Effective: </w:t>
       </w:r>
       <w:r>
         <w:rPr>
@@ -1215,7 +1215,7 @@
           <w:color w:val="4A3A2C"/>
           <w:sz w:val="20"/>
         </w:rPr>
-        <w:t xml:space="preserve"> hours per week, within the limits of UAE labour law. The studio is open seven days a week, </w:t>
+        <w:t xml:space="preserve"> hours per week, within the limits of UAE labour law. The studio is open seven days a week, 9:00am–9:00pm; you will work rostered opening or closing shifts (planning assumption 9:00–15:30 and 14:30–21:00 </w:t>
       </w:r>
       <w:r>
         <w:rPr>
@@ -1225,7 +1225,7 @@
           <w:color w:val="A6754C"/>
           <w:sz w:val="20"/>
         </w:rPr>
-        <w:t>[Opening hours]</w:t>
+        <w:t>[confirm]</w:t>
       </w:r>
       <w:r>
         <w:rPr>
@@ -1235,7 +1235,7 @@
           <w:color w:val="4A3A2C"/>
           <w:sz w:val="20"/>
         </w:rPr>
-        <w:t xml:space="preserve">; you will work rostered opening, mid or closing shifts, including weekends, with </w:t>
+        <w:t xml:space="preserve">), including weekends, with </w:t>
       </w:r>
       <w:r>
         <w:rPr>
@@ -1853,7 +1853,7 @@
           <w:color w:val="A6754C"/>
           <w:sz w:val="20"/>
         </w:rPr>
-        <w:t>[Clinical roles only]</w:t>
+        <w:t>[Healer and Breathwork &amp; Sound Healing Facilitator roles only]</w:t>
       </w:r>
       <w:r>
         <w:rPr>
@@ -1863,7 +1863,7 @@
           <w:color w:val="4A3A2C"/>
           <w:sz w:val="20"/>
         </w:rPr>
-        <w:t xml:space="preserve"> An active DHA professional licence for </w:t>
+        <w:t xml:space="preserve"> Evidence of your practitioner training and certificates. </w:t>
       </w:r>
       <w:r>
         <w:rPr>
@@ -1873,17 +1873,7 @@
           <w:color w:val="A6754C"/>
           <w:sz w:val="20"/>
         </w:rPr>
-        <w:t>[Registered Nurse / General Practitioner]</w:t>
-      </w:r>
-      <w:r>
-        <w:rPr>
-          <w:rFonts w:ascii="Jost" w:hAnsi="Jost" w:cs="Jost" w:eastAsia="Jost"/>
-          <w:b w:val="0"/>
-          <w:i w:val="0"/>
-          <w:color w:val="4A3A2C"/>
-          <w:sz w:val="20"/>
-        </w:rPr>
-        <w:t>, and good standing with any previous licensing authority.</w:t>
+        <w:t>[Future clinical roles only — not used at launch: an active DHA professional licence.]</w:t>
       </w:r>
     </w:p>
     <w:p>
@@ -2059,7 +2049,7 @@
           <w:color w:val="4A3A2C"/>
           <w:sz w:val="20"/>
         </w:rPr>
-        <w:t xml:space="preserve"> months' validity), passport photographs, current visa page (if applicable), attested certificates and, for clinical roles, your DHA licence. Our team will then begin your MOHRE and visa process.</w:t>
+        <w:t xml:space="preserve"> months' validity), passport photographs, current visa page (if applicable), attested certificates and, for Healer and facilitator roles, your practitioner certificates. Our team will then begin your MOHRE and visa process.</w:t>
       </w:r>
     </w:p>
     <w:p>
